--- a/docs/reconciliation-audit.docx
+++ b/docs/reconciliation-audit.docx
@@ -3160,7 +3160,7 @@
           <w:bCs/>
           <w:b/>
         </w:rPr>
-        <w:t xml:space="preserve">Pin the build’s esbuild version and remove reliance on the platform store.</w:t>
+        <w:t xml:space="preserve">Pin esbuild and commit a portable lockfile without touching the platform store.</w:t>
       </w:r>
       <w:r>
         <w:t xml:space="preserve"> </w:t>
@@ -3244,7 +3244,7 @@
         <w:t xml:space="preserve">nextjs_space/package.json</w:t>
       </w:r>
       <w:r>
-        <w:t xml:space="preserve">. Note: the repo’s</w:t>
+        <w:t xml:space="preserve">. The repo’s</w:t>
       </w:r>
       <w:r>
         <w:t xml:space="preserve"> </w:t>
@@ -3275,22 +3275,169 @@
         <w:t xml:space="preserve"> </w:t>
       </w:r>
       <w:r>
-        <w:t xml:space="preserve">into the platform-managed store, so the repository carries no resolvable lockfile contents; an exact version in</w:t>
-      </w:r>
-      <w:r>
-        <w:t xml:space="preserve"> </w:t>
-      </w:r>
-      <w:r>
-        <w:rPr>
-          <w:rStyle w:val="VerbatimChar"/>
-        </w:rPr>
-        <w:t xml:space="preserve">package.json</w:t>
-      </w:r>
-      <w:r>
-        <w:t xml:space="preserve"> </w:t>
-      </w:r>
-      <w:r>
-        <w:t xml:space="preserve">is the only in-repo reproducibility lever, and it is now backed by the manifest pin and the integrity check. The shared managed store lockfile was left byte-for-byte unchanged.</w:t>
+        <w:t xml:space="preserve">into the platform-managed store, so the repository carries no resolvable lockfile of its own; rather than hand-edit that symlink or the shared store, a portable copy of the store’s fully-resolved lockfile is committed at</w:t>
+      </w:r>
+      <w:r>
+        <w:t xml:space="preserve"> </w:t>
+      </w:r>
+      <w:r>
+        <w:rPr>
+          <w:rStyle w:val="VerbatimChar"/>
+        </w:rPr>
+        <w:t xml:space="preserve">nextjs_space/ci/yarn.lock</w:t>
+      </w:r>
+      <w:r>
+        <w:t xml:space="preserve">. It carries no machine-specific paths (0</w:t>
+      </w:r>
+      <w:r>
+        <w:t xml:space="preserve"> </w:t>
+      </w:r>
+      <w:r>
+        <w:rPr>
+          <w:rStyle w:val="VerbatimChar"/>
+        </w:rPr>
+        <w:t xml:space="preserve">/home</w:t>
+      </w:r>
+      <w:r>
+        <w:t xml:space="preserve">, 0</w:t>
+      </w:r>
+      <w:r>
+        <w:t xml:space="preserve"> </w:t>
+      </w:r>
+      <w:r>
+        <w:rPr>
+          <w:rStyle w:val="VerbatimChar"/>
+        </w:rPr>
+        <w:t xml:space="preserve">/opt</w:t>
+      </w:r>
+      <w:r>
+        <w:t xml:space="preserve">, 0</w:t>
+      </w:r>
+      <w:r>
+        <w:t xml:space="preserve"> </w:t>
+      </w:r>
+      <w:r>
+        <w:rPr>
+          <w:rStyle w:val="VerbatimChar"/>
+        </w:rPr>
+        <w:t xml:space="preserve">file:</w:t>
+      </w:r>
+      <w:r>
+        <w:t xml:space="preserve"> </w:t>
+      </w:r>
+      <w:r>
+        <w:t xml:space="preserve">refs; its only workspace ref is</w:t>
+      </w:r>
+      <w:r>
+        <w:t xml:space="preserve"> </w:t>
+      </w:r>
+      <w:r>
+        <w:rPr>
+          <w:rStyle w:val="VerbatimChar"/>
+        </w:rPr>
+        <w:t xml:space="preserve">app@workspace:.</w:t>
+      </w:r>
+      <w:r>
+        <w:t xml:space="preserve">, which matches the repo package name) and pins the exact versions the committed worker was built from (esbuild</w:t>
+      </w:r>
+      <w:r>
+        <w:t xml:space="preserve"> </w:t>
+      </w:r>
+      <w:r>
+        <w:rPr>
+          <w:rStyle w:val="VerbatimChar"/>
+        </w:rPr>
+        <w:t xml:space="preserve">0.28.2</w:t>
+      </w:r>
+      <w:r>
+        <w:t xml:space="preserve">,</w:t>
+      </w:r>
+      <w:r>
+        <w:t xml:space="preserve"> </w:t>
+      </w:r>
+      <w:r>
+        <w:rPr>
+          <w:rStyle w:val="VerbatimChar"/>
+        </w:rPr>
+        <w:t xml:space="preserve">pdfjs-dist</w:t>
+      </w:r>
+      <w:r>
+        <w:t xml:space="preserve"> </w:t>
+      </w:r>
+      <w:r>
+        <w:rPr>
+          <w:rStyle w:val="VerbatimChar"/>
+        </w:rPr>
+        <w:t xml:space="preserve">6.3.289</w:t>
+      </w:r>
+      <w:r>
+        <w:t xml:space="preserve">,</w:t>
+      </w:r>
+      <w:r>
+        <w:t xml:space="preserve"> </w:t>
+      </w:r>
+      <w:r>
+        <w:rPr>
+          <w:rStyle w:val="VerbatimChar"/>
+        </w:rPr>
+        <w:t xml:space="preserve">mammoth</w:t>
+      </w:r>
+      <w:r>
+        <w:t xml:space="preserve"> </w:t>
+      </w:r>
+      <w:r>
+        <w:rPr>
+          <w:rStyle w:val="VerbatimChar"/>
+        </w:rPr>
+        <w:t xml:space="preserve">1.12.2</w:t>
+      </w:r>
+      <w:r>
+        <w:t xml:space="preserve">,</w:t>
+      </w:r>
+      <w:r>
+        <w:t xml:space="preserve"> </w:t>
+      </w:r>
+      <w:r>
+        <w:rPr>
+          <w:rStyle w:val="VerbatimChar"/>
+        </w:rPr>
+        <w:t xml:space="preserve">mailparser</w:t>
+      </w:r>
+      <w:r>
+        <w:t xml:space="preserve"> </w:t>
+      </w:r>
+      <w:r>
+        <w:rPr>
+          <w:rStyle w:val="VerbatimChar"/>
+        </w:rPr>
+        <w:t xml:space="preserve">3.9.23</w:t>
+      </w:r>
+      <w:r>
+        <w:t xml:space="preserve">,</w:t>
+      </w:r>
+      <w:r>
+        <w:t xml:space="preserve"> </w:t>
+      </w:r>
+      <w:r>
+        <w:rPr>
+          <w:rStyle w:val="VerbatimChar"/>
+        </w:rPr>
+        <w:t xml:space="preserve">jszip</w:t>
+      </w:r>
+      <w:r>
+        <w:t xml:space="preserve"> </w:t>
+      </w:r>
+      <w:r>
+        <w:rPr>
+          <w:rStyle w:val="VerbatimChar"/>
+        </w:rPr>
+        <w:t xml:space="preserve">3.10.1</w:t>
+      </w:r>
+      <w:r>
+        <w:t xml:space="preserve"> </w:t>
+      </w:r>
+      <w:r>
+        <w:t xml:space="preserve">and the rest of the graph). The shared managed store lockfile was left byte-for-byte unchanged.</w:t>
       </w:r>
     </w:p>
     <w:p>
@@ -3306,7 +3453,7 @@
           <w:bCs/>
           <w:b/>
         </w:rPr>
-        <w:t xml:space="preserve">Make integrity validation a required gate.</w:t>
+        <w:t xml:space="preserve">Add a CI integrity workflow (not automatically required).</w:t>
       </w:r>
       <w:r>
         <w:t xml:space="preserve"> </w:t>
@@ -3354,34 +3501,34 @@
         <w:t xml:space="preserve"> </w:t>
       </w:r>
       <w:r>
-        <w:t xml:space="preserve">(and pushes to them) it deletes the platform lockfile symlink, runs a clean</w:t>
-      </w:r>
-      <w:r>
-        <w:t xml:space="preserve"> </w:t>
-      </w:r>
-      <w:r>
-        <w:rPr>
-          <w:rStyle w:val="VerbatimChar"/>
-        </w:rPr>
-        <w:t xml:space="preserve">yarn install</w:t>
-      </w:r>
-      <w:r>
-        <w:t xml:space="preserve"> </w:t>
-      </w:r>
-      <w:r>
-        <w:t xml:space="preserve">from</w:t>
-      </w:r>
-      <w:r>
-        <w:t xml:space="preserve"> </w:t>
-      </w:r>
-      <w:r>
-        <w:rPr>
-          <w:rStyle w:val="VerbatimChar"/>
-        </w:rPr>
-        <w:t xml:space="preserve">package.json</w:t>
-      </w:r>
-      <w:r>
-        <w:t xml:space="preserve">, and runs</w:t>
+        <w:t xml:space="preserve">(and pushes to them) it replaces the platform lockfile symlink with the committed</w:t>
+      </w:r>
+      <w:r>
+        <w:t xml:space="preserve"> </w:t>
+      </w:r>
+      <w:r>
+        <w:rPr>
+          <w:rStyle w:val="VerbatimChar"/>
+        </w:rPr>
+        <w:t xml:space="preserve">ci/yarn.lock</w:t>
+      </w:r>
+      <w:r>
+        <w:t xml:space="preserve">, runs</w:t>
+      </w:r>
+      <w:r>
+        <w:t xml:space="preserve"> </w:t>
+      </w:r>
+      <w:r>
+        <w:rPr>
+          <w:rStyle w:val="VerbatimChar"/>
+        </w:rPr>
+        <w:t xml:space="preserve">yarn install --immutable</w:t>
+      </w:r>
+      <w:r>
+        <w:t xml:space="preserve"> </w:t>
+      </w:r>
+      <w:r>
+        <w:t xml:space="preserve">(so no new versions are silently resolved), and runs</w:t>
       </w:r>
       <w:r>
         <w:t xml:space="preserve"> </w:t>
@@ -3393,7 +3540,67 @@
         <w:t xml:space="preserve">yarn check:worker</w:t>
       </w:r>
       <w:r>
-        <w:t xml:space="preserve">. This makes the check a required merge/release gate while deliberately keeping it out of</w:t>
+        <w:t xml:space="preserve">. Adding this workflow file does</w:t>
+      </w:r>
+      <w:r>
+        <w:t xml:space="preserve"> </w:t>
+      </w:r>
+      <w:r>
+        <w:rPr>
+          <w:bCs/>
+          <w:b/>
+        </w:rPr>
+        <w:t xml:space="preserve">not</w:t>
+      </w:r>
+      <w:r>
+        <w:t xml:space="preserve"> </w:t>
+      </w:r>
+      <w:r>
+        <w:t xml:space="preserve">by itself make the check required: a maintainer must enable the check named</w:t>
+      </w:r>
+      <w:r>
+        <w:t xml:space="preserve"> </w:t>
+      </w:r>
+      <w:r>
+        <w:rPr>
+          <w:rStyle w:val="VerbatimChar"/>
+          <w:bCs/>
+          <w:b/>
+        </w:rPr>
+        <w:t xml:space="preserve">Parser worker integrity / check-worker</w:t>
+      </w:r>
+      <w:r>
+        <w:t xml:space="preserve"> </w:t>
+      </w:r>
+      <w:r>
+        <w:t xml:space="preserve">as a required status check under Settings → Branches. The workflow deliberately has no</w:t>
+      </w:r>
+      <w:r>
+        <w:t xml:space="preserve"> </w:t>
+      </w:r>
+      <w:r>
+        <w:rPr>
+          <w:rStyle w:val="VerbatimChar"/>
+        </w:rPr>
+        <w:t xml:space="preserve">paths:</w:t>
+      </w:r>
+      <w:r>
+        <w:t xml:space="preserve"> </w:t>
+      </w:r>
+      <w:r>
+        <w:t xml:space="preserve">filter, so it runs on every qualifying event and is therefore compatible with being marked required (a</w:t>
+      </w:r>
+      <w:r>
+        <w:t xml:space="preserve"> </w:t>
+      </w:r>
+      <w:r>
+        <w:rPr>
+          <w:rStyle w:val="VerbatimChar"/>
+        </w:rPr>
+        <w:t xml:space="preserve">paths</w:t>
+      </w:r>
+      <w:r>
+        <w:t xml:space="preserve">-filtered required check can hang permanently pending when the path is untouched). It is kept out of</w:t>
       </w:r>
       <w:r>
         <w:t xml:space="preserve"> </w:t>
@@ -3405,7 +3612,7 @@
         <w:t xml:space="preserve">yarn run build</w:t>
       </w:r>
       <w:r>
-        <w:t xml:space="preserve">, so bundle drift can never abort a production deploy. Because the clean install has no access to the managed store, a green run also proves the esbuild pin makes the bundle reproducible off-platform.</w:t>
+        <w:t xml:space="preserve">, so bundle drift can never abort a production deploy. Because the fresh install has no access to the managed store, a green run also proves the bundle reproduces off-platform.</w:t>
       </w:r>
     </w:p>
     <w:p>
@@ -3481,118 +3688,7 @@
         <w:t xml:space="preserve"> </w:t>
       </w:r>
       <w:r>
-        <w:t xml:space="preserve">map blocks that subpath. Seven inlined packages were affected and were absent from both the licence file and the manifest:</w:t>
-      </w:r>
-      <w:r>
-        <w:t xml:space="preserve"> </w:t>
-      </w:r>
-      <w:r>
-        <w:rPr>
-          <w:rStyle w:val="VerbatimChar"/>
-        </w:rPr>
-        <w:t xml:space="preserve">deepmerge-ts</w:t>
-      </w:r>
-      <w:r>
-        <w:t xml:space="preserve">,</w:t>
-      </w:r>
-      <w:r>
-        <w:t xml:space="preserve"> </w:t>
-      </w:r>
-      <w:r>
-        <w:rPr>
-          <w:rStyle w:val="VerbatimChar"/>
-        </w:rPr>
-        <w:t xml:space="preserve">dom-serializer</w:t>
-      </w:r>
-      <w:r>
-        <w:t xml:space="preserve">,</w:t>
-      </w:r>
-      <w:r>
-        <w:t xml:space="preserve"> </w:t>
-      </w:r>
-      <w:r>
-        <w:rPr>
-          <w:rStyle w:val="VerbatimChar"/>
-        </w:rPr>
-        <w:t xml:space="preserve">domelementtype</w:t>
-      </w:r>
-      <w:r>
-        <w:t xml:space="preserve">,</w:t>
-      </w:r>
-      <w:r>
-        <w:t xml:space="preserve"> </w:t>
-      </w:r>
-      <w:r>
-        <w:rPr>
-          <w:rStyle w:val="VerbatimChar"/>
-        </w:rPr>
-        <w:t xml:space="preserve">domhandler</w:t>
-      </w:r>
-      <w:r>
-        <w:t xml:space="preserve">,</w:t>
-      </w:r>
-      <w:r>
-        <w:t xml:space="preserve"> </w:t>
-      </w:r>
-      <w:r>
-        <w:rPr>
-          <w:rStyle w:val="VerbatimChar"/>
-        </w:rPr>
-        <w:t xml:space="preserve">domutils</w:t>
-      </w:r>
-      <w:r>
-        <w:t xml:space="preserve">,</w:t>
-      </w:r>
-      <w:r>
-        <w:t xml:space="preserve"> </w:t>
-      </w:r>
-      <w:r>
-        <w:rPr>
-          <w:rStyle w:val="VerbatimChar"/>
-        </w:rPr>
-        <w:t xml:space="preserve">entities</w:t>
-      </w:r>
-      <w:r>
-        <w:t xml:space="preserve">,</w:t>
-      </w:r>
-      <w:r>
-        <w:t xml:space="preserve"> </w:t>
-      </w:r>
-      <w:r>
-        <w:rPr>
-          <w:rStyle w:val="VerbatimChar"/>
-        </w:rPr>
-        <w:t xml:space="preserve">htmlparser2</w:t>
-      </w:r>
-      <w:r>
-        <w:t xml:space="preserve">. The script now resolves the package entry and walks up to the matching</w:t>
-      </w:r>
-      <w:r>
-        <w:t xml:space="preserve"> </w:t>
-      </w:r>
-      <w:r>
-        <w:rPr>
-          <w:rStyle w:val="VerbatimChar"/>
-        </w:rPr>
-        <w:t xml:space="preserve">package.json</w:t>
-      </w:r>
-      <w:r>
-        <w:t xml:space="preserve">, then falls back to a</w:t>
-      </w:r>
-      <w:r>
-        <w:t xml:space="preserve"> </w:t>
-      </w:r>
-      <w:r>
-        <w:rPr>
-          <w:rStyle w:val="VerbatimChar"/>
-        </w:rPr>
-        <w:t xml:space="preserve">node_modules</w:t>
-      </w:r>
-      <w:r>
-        <w:t xml:space="preserve"> </w:t>
-      </w:r>
-      <w:r>
-        <w:t xml:space="preserve">scan, and</w:t>
+        <w:t xml:space="preserve">map blocks that subpath. The generator now resolves the actual package directory for every entry in esbuild’s input graph (including nested versions), inspects licence filenames</w:t>
       </w:r>
       <w:r>
         <w:t xml:space="preserve"> </w:t>
@@ -3602,13 +3698,37 @@
           <w:bCs/>
           <w:b/>
         </w:rPr>
-        <w:t xml:space="preserve">throws</w:t>
-      </w:r>
-      <w:r>
-        <w:t xml:space="preserve"> </w:t>
-      </w:r>
-      <w:r>
-        <w:t xml:space="preserve">if any inlined package cannot be attributed. Regenerated artifacts now document</w:t>
+        <w:t xml:space="preserve">case-insensitively</w:t>
+      </w:r>
+      <w:r>
+        <w:t xml:space="preserve"> </w:t>
+      </w:r>
+      <w:r>
+        <w:t xml:space="preserve">(</w:t>
+      </w:r>
+      <w:r>
+        <w:rPr>
+          <w:rStyle w:val="VerbatimChar"/>
+        </w:rPr>
+        <w:t xml:space="preserve">/^(licen[cs]e|copying|notice)/i</w:t>
+      </w:r>
+      <w:r>
+        <w:t xml:space="preserve">), collects all matches including</w:t>
+      </w:r>
+      <w:r>
+        <w:t xml:space="preserve"> </w:t>
+      </w:r>
+      <w:r>
+        <w:rPr>
+          <w:rStyle w:val="VerbatimChar"/>
+        </w:rPr>
+        <w:t xml:space="preserve">NOTICE</w:t>
+      </w:r>
+      <w:r>
+        <w:t xml:space="preserve"> </w:t>
+      </w:r>
+      <w:r>
+        <w:t xml:space="preserve">files, and</w:t>
       </w:r>
       <w:r>
         <w:t xml:space="preserve"> </w:t>
@@ -3618,40 +3738,186 @@
           <w:bCs/>
           <w:b/>
         </w:rPr>
-        <w:t xml:space="preserve">49</w:t>
-      </w:r>
-      <w:r>
-        <w:t xml:space="preserve"> </w:t>
-      </w:r>
-      <w:r>
-        <w:t xml:space="preserve">packages (was 42);</w:t>
-      </w:r>
-      <w:r>
-        <w:t xml:space="preserve"> </w:t>
-      </w:r>
-      <w:r>
-        <w:rPr>
-          <w:rStyle w:val="VerbatimChar"/>
-        </w:rPr>
-        <w:t xml:space="preserve">public/parser/worker.mjs</w:t>
-      </w:r>
-      <w:r>
-        <w:t xml:space="preserve"> </w:t>
-      </w:r>
-      <w:r>
-        <w:t xml:space="preserve">is byte-identical (sha256</w:t>
-      </w:r>
-      <w:r>
-        <w:t xml:space="preserve"> </w:t>
-      </w:r>
-      <w:r>
-        <w:rPr>
-          <w:rStyle w:val="VerbatimChar"/>
-        </w:rPr>
-        <w:t xml:space="preserve">ac385816…</w:t>
-      </w:r>
-      <w:r>
-        <w:t xml:space="preserve">), confirming this is an attribution-only change. Eight packages ship no separate licence file; their declared SPDX licence (all permissive: MIT / BSD-2-Clause / ISC / MIT-0 / Apache-2.0 / MIT-OR-* dual) is recorded from package metadata.</w:t>
+        <w:t xml:space="preserve">throws</w:t>
+      </w:r>
+      <w:r>
+        <w:t xml:space="preserve"> </w:t>
+      </w:r>
+      <w:r>
+        <w:t xml:space="preserve">if any inlined package cannot be attributed. Regenerated artifacts now document</w:t>
+      </w:r>
+      <w:r>
+        <w:t xml:space="preserve"> </w:t>
+      </w:r>
+      <w:r>
+        <w:rPr>
+          <w:bCs/>
+          <w:b/>
+        </w:rPr>
+        <w:t xml:space="preserve">53 inlined packages: 51 attributed from bundled licence/</w:t>
+      </w:r>
+      <w:r>
+        <w:rPr>
+          <w:rStyle w:val="VerbatimChar"/>
+          <w:bCs/>
+          <w:b/>
+        </w:rPr>
+        <w:t xml:space="preserve">NOTICE</w:t>
+      </w:r>
+      <w:r>
+        <w:rPr>
+          <w:bCs/>
+          <w:b/>
+        </w:rPr>
+        <w:t xml:space="preserve"> </w:t>
+      </w:r>
+      <w:r>
+        <w:rPr>
+          <w:bCs/>
+          <w:b/>
+        </w:rPr>
+        <w:t xml:space="preserve">files, and 2 reconstructed from a canonical SPDX template</w:t>
+      </w:r>
+      <w:r>
+        <w:t xml:space="preserve"> </w:t>
+      </w:r>
+      <w:r>
+        <w:t xml:space="preserve">—</w:t>
+      </w:r>
+      <w:r>
+        <w:t xml:space="preserve"> </w:t>
+      </w:r>
+      <w:r>
+        <w:rPr>
+          <w:rStyle w:val="VerbatimChar"/>
+        </w:rPr>
+        <w:t xml:space="preserve">dingbat-to-unicode@1.0.1</w:t>
+      </w:r>
+      <w:r>
+        <w:t xml:space="preserve"> </w:t>
+      </w:r>
+      <w:r>
+        <w:t xml:space="preserve">(BSD-2-Clause) and</w:t>
+      </w:r>
+      <w:r>
+        <w:t xml:space="preserve"> </w:t>
+      </w:r>
+      <w:r>
+        <w:rPr>
+          <w:rStyle w:val="VerbatimChar"/>
+        </w:rPr>
+        <w:t xml:space="preserve">isarray@1.0.0</w:t>
+      </w:r>
+      <w:r>
+        <w:t xml:space="preserve"> </w:t>
+      </w:r>
+      <w:r>
+        <w:t xml:space="preserve">(MIT) — because those two ship no standalone licence file in their published package. Both are clearly labelled as non-verbatim reconstructions in</w:t>
+      </w:r>
+      <w:r>
+        <w:t xml:space="preserve"> </w:t>
+      </w:r>
+      <w:r>
+        <w:rPr>
+          <w:rStyle w:val="VerbatimChar"/>
+        </w:rPr>
+        <w:t xml:space="preserve">worker.LICENSES.txt</w:t>
+      </w:r>
+      <w:r>
+        <w:t xml:space="preserve">, and neither the file header nor the manifest claims complete verbatim attribution while they remain reconstructed. The seven previously-dropped packages (</w:t>
+      </w:r>
+      <w:r>
+        <w:rPr>
+          <w:rStyle w:val="VerbatimChar"/>
+        </w:rPr>
+        <w:t xml:space="preserve">deepmerge-ts</w:t>
+      </w:r>
+      <w:r>
+        <w:t xml:space="preserve">,</w:t>
+      </w:r>
+      <w:r>
+        <w:t xml:space="preserve"> </w:t>
+      </w:r>
+      <w:r>
+        <w:rPr>
+          <w:rStyle w:val="VerbatimChar"/>
+        </w:rPr>
+        <w:t xml:space="preserve">dom-serializer</w:t>
+      </w:r>
+      <w:r>
+        <w:t xml:space="preserve">,</w:t>
+      </w:r>
+      <w:r>
+        <w:t xml:space="preserve"> </w:t>
+      </w:r>
+      <w:r>
+        <w:rPr>
+          <w:rStyle w:val="VerbatimChar"/>
+        </w:rPr>
+        <w:t xml:space="preserve">domelementtype</w:t>
+      </w:r>
+      <w:r>
+        <w:t xml:space="preserve">,</w:t>
+      </w:r>
+      <w:r>
+        <w:t xml:space="preserve"> </w:t>
+      </w:r>
+      <w:r>
+        <w:rPr>
+          <w:rStyle w:val="VerbatimChar"/>
+        </w:rPr>
+        <w:t xml:space="preserve">domhandler</w:t>
+      </w:r>
+      <w:r>
+        <w:t xml:space="preserve">,</w:t>
+      </w:r>
+      <w:r>
+        <w:t xml:space="preserve"> </w:t>
+      </w:r>
+      <w:r>
+        <w:rPr>
+          <w:rStyle w:val="VerbatimChar"/>
+        </w:rPr>
+        <w:t xml:space="preserve">domutils</w:t>
+      </w:r>
+      <w:r>
+        <w:t xml:space="preserve">,</w:t>
+      </w:r>
+      <w:r>
+        <w:t xml:space="preserve"> </w:t>
+      </w:r>
+      <w:r>
+        <w:rPr>
+          <w:rStyle w:val="VerbatimChar"/>
+        </w:rPr>
+        <w:t xml:space="preserve">entities</w:t>
+      </w:r>
+      <w:r>
+        <w:t xml:space="preserve">,</w:t>
+      </w:r>
+      <w:r>
+        <w:t xml:space="preserve"> </w:t>
+      </w:r>
+      <w:r>
+        <w:rPr>
+          <w:rStyle w:val="VerbatimChar"/>
+        </w:rPr>
+        <w:t xml:space="preserve">htmlparser2</w:t>
+      </w:r>
+      <w:r>
+        <w:t xml:space="preserve">) are now attributed from their bundled files. This attribution work alone did not change</w:t>
+      </w:r>
+      <w:r>
+        <w:t xml:space="preserve"> </w:t>
+      </w:r>
+      <w:r>
+        <w:rPr>
+          <w:rStyle w:val="VerbatimChar"/>
+        </w:rPr>
+        <w:t xml:space="preserve">worker.mjs</w:t>
+      </w:r>
+      <w:r>
+        <w:t xml:space="preserve">; the bytes changed separately (see fix 4) through path normalisation only.</w:t>
       </w:r>
     </w:p>
     <w:p>
@@ -3667,6 +3933,213 @@
           <w:bCs/>
           <w:b/>
         </w:rPr>
+        <w:t xml:space="preserve">Make the worker bytes reproducible off-platform.</w:t>
+      </w:r>
+      <w:r>
+        <w:t xml:space="preserve"> </w:t>
+      </w:r>
+      <w:r>
+        <w:t xml:space="preserve">esbuild follows the workspace</w:t>
+      </w:r>
+      <w:r>
+        <w:t xml:space="preserve"> </w:t>
+      </w:r>
+      <w:r>
+        <w:rPr>
+          <w:rStyle w:val="VerbatimChar"/>
+        </w:rPr>
+        <w:t xml:space="preserve">node_modules</w:t>
+      </w:r>
+      <w:r>
+        <w:t xml:space="preserve"> </w:t>
+      </w:r>
+      <w:r>
+        <w:t xml:space="preserve">symlink into the platform store and baked that absolute store path (</w:t>
+      </w:r>
+      <w:r>
+        <w:rPr>
+          <w:rStyle w:val="VerbatimChar"/>
+        </w:rPr>
+        <w:t xml:space="preserve">/opt/hostedapp/node/root/app_next_16/node_modules/...</w:t>
+      </w:r>
+      <w:r>
+        <w:t xml:space="preserve">) into the bundle’s module-key strings and</w:t>
+      </w:r>
+      <w:r>
+        <w:t xml:space="preserve"> </w:t>
+      </w:r>
+      <w:r>
+        <w:rPr>
+          <w:rStyle w:val="VerbatimChar"/>
+        </w:rPr>
+        <w:t xml:space="preserve">// path</w:t>
+      </w:r>
+      <w:r>
+        <w:t xml:space="preserve"> </w:t>
+      </w:r>
+      <w:r>
+        <w:t xml:space="preserve">comments, so a fresh install with a real</w:t>
+      </w:r>
+      <w:r>
+        <w:t xml:space="preserve"> </w:t>
+      </w:r>
+      <w:r>
+        <w:rPr>
+          <w:rStyle w:val="VerbatimChar"/>
+        </w:rPr>
+        <w:t xml:space="preserve">node_modules</w:t>
+      </w:r>
+      <w:r>
+        <w:t xml:space="preserve"> </w:t>
+      </w:r>
+      <w:r>
+        <w:t xml:space="preserve">produced a non-byte-identical worker. The shared build config now sets</w:t>
+      </w:r>
+      <w:r>
+        <w:t xml:space="preserve"> </w:t>
+      </w:r>
+      <w:r>
+        <w:rPr>
+          <w:rStyle w:val="VerbatimChar"/>
+        </w:rPr>
+        <w:t xml:space="preserve">preserveSymlinks: true</w:t>
+      </w:r>
+      <w:r>
+        <w:t xml:space="preserve">, so both the platform (symlinked) build and a genuinely fresh install emit stable</w:t>
+      </w:r>
+      <w:r>
+        <w:t xml:space="preserve"> </w:t>
+      </w:r>
+      <w:r>
+        <w:rPr>
+          <w:rStyle w:val="VerbatimChar"/>
+        </w:rPr>
+        <w:t xml:space="preserve">node_modules/&lt;pkg&gt;/...</w:t>
+      </w:r>
+      <w:r>
+        <w:t xml:space="preserve"> </w:t>
+      </w:r>
+      <w:r>
+        <w:t xml:space="preserve">paths. This changed</w:t>
+      </w:r>
+      <w:r>
+        <w:t xml:space="preserve"> </w:t>
+      </w:r>
+      <w:r>
+        <w:rPr>
+          <w:rStyle w:val="VerbatimChar"/>
+        </w:rPr>
+        <w:t xml:space="preserve">public/parser/worker.mjs</w:t>
+      </w:r>
+      <w:r>
+        <w:t xml:space="preserve"> </w:t>
+      </w:r>
+      <w:r>
+        <w:t xml:space="preserve">from sha256</w:t>
+      </w:r>
+      <w:r>
+        <w:t xml:space="preserve"> </w:t>
+      </w:r>
+      <w:r>
+        <w:rPr>
+          <w:rStyle w:val="VerbatimChar"/>
+        </w:rPr>
+        <w:t xml:space="preserve">ac385816…</w:t>
+      </w:r>
+      <w:r>
+        <w:t xml:space="preserve"> </w:t>
+      </w:r>
+      <w:r>
+        <w:t xml:space="preserve">to</w:t>
+      </w:r>
+      <w:r>
+        <w:t xml:space="preserve"> </w:t>
+      </w:r>
+      <w:r>
+        <w:rPr>
+          <w:rStyle w:val="VerbatimChar"/>
+          <w:bCs/>
+          <w:b/>
+        </w:rPr>
+        <w:t xml:space="preserve">c39f2bc8…</w:t>
+      </w:r>
+      <w:r>
+        <w:t xml:space="preserve"> </w:t>
+      </w:r>
+      <w:r>
+        <w:t xml:space="preserve">— a path-normalisation change only, with no code or dependency change (verified: the sole differences were path-key strings and path comments) — and it removes the leaked host path from the committed bundle. Verified with a genuinely fresh</w:t>
+      </w:r>
+      <w:r>
+        <w:t xml:space="preserve"> </w:t>
+      </w:r>
+      <w:r>
+        <w:rPr>
+          <w:rStyle w:val="VerbatimChar"/>
+        </w:rPr>
+        <w:t xml:space="preserve">yarn install --immutable</w:t>
+      </w:r>
+      <w:r>
+        <w:t xml:space="preserve"> </w:t>
+      </w:r>
+      <w:r>
+        <w:t xml:space="preserve">from</w:t>
+      </w:r>
+      <w:r>
+        <w:t xml:space="preserve"> </w:t>
+      </w:r>
+      <w:r>
+        <w:rPr>
+          <w:rStyle w:val="VerbatimChar"/>
+        </w:rPr>
+        <w:t xml:space="preserve">ci/yarn.lock</w:t>
+      </w:r>
+      <w:r>
+        <w:t xml:space="preserve"> </w:t>
+      </w:r>
+      <w:r>
+        <w:t xml:space="preserve">in an isolated directory (real</w:t>
+      </w:r>
+      <w:r>
+        <w:t xml:space="preserve"> </w:t>
+      </w:r>
+      <w:r>
+        <w:rPr>
+          <w:rStyle w:val="VerbatimChar"/>
+        </w:rPr>
+        <w:t xml:space="preserve">node_modules</w:t>
+      </w:r>
+      <w:r>
+        <w:t xml:space="preserve">, local cache): the lockfile was left unmutated and</w:t>
+      </w:r>
+      <w:r>
+        <w:t xml:space="preserve"> </w:t>
+      </w:r>
+      <w:r>
+        <w:rPr>
+          <w:rStyle w:val="VerbatimChar"/>
+        </w:rPr>
+        <w:t xml:space="preserve">yarn check:worker</w:t>
+      </w:r>
+      <w:r>
+        <w:t xml:space="preserve"> </w:t>
+      </w:r>
+      <w:r>
+        <w:t xml:space="preserve">reproduced the committed worker byte-for-byte.</w:t>
+      </w:r>
+    </w:p>
+    <w:p>
+      <w:pPr>
+        <w:numPr>
+          <w:ilvl w:val="0"/>
+          <w:numId w:val="1004"/>
+        </w:numPr>
+        <w:pStyle w:val="Compact"/>
+      </w:pPr>
+      <w:r>
+        <w:rPr>
+          <w:bCs/>
+          <w:b/>
+        </w:rPr>
         <w:t xml:space="preserve">PR description.</w:t>
       </w:r>
       <w:r>
@@ -3721,19 +4194,22 @@
         <w:t xml:space="preserve"> </w:t>
       </w:r>
       <w:r>
-        <w:t xml:space="preserve">unless noted. Working tree at branch</w:t>
-      </w:r>
-      <w:r>
-        <w:t xml:space="preserve"> </w:t>
-      </w:r>
-      <w:r>
-        <w:rPr>
-          <w:rStyle w:val="VerbatimChar"/>
-        </w:rPr>
-        <w:t xml:space="preserve">packaging/self-contained-worker</w:t>
-      </w:r>
-      <w:r>
-        <w:t xml:space="preserve">, base commit</w:t>
+        <w:t xml:space="preserve">unless noted. Working tree on branch</w:t>
+      </w:r>
+      <w:r>
+        <w:t xml:space="preserve"> </w:t>
+      </w:r>
+      <w:r>
+        <w:rPr>
+          <w:rStyle w:val="VerbatimChar"/>
+        </w:rPr>
+        <w:t xml:space="preserve">pr32-corrections</w:t>
+      </w:r>
+      <w:r>
+        <w:t xml:space="preserve"> </w:t>
+      </w:r>
+      <w:r>
+        <w:t xml:space="preserve">(based on PR #32 head</w:t>
       </w:r>
       <w:r>
         <w:t xml:space="preserve"> </w:t>
@@ -3748,7 +4224,19 @@
         <w:t xml:space="preserve"> </w:t>
       </w:r>
       <w:r>
-        <w:t xml:space="preserve">plus the uncommitted fixes in section D.</w:t>
+        <w:t xml:space="preserve">via review checkout</w:t>
+      </w:r>
+      <w:r>
+        <w:t xml:space="preserve"> </w:t>
+      </w:r>
+      <w:r>
+        <w:rPr>
+          <w:rStyle w:val="VerbatimChar"/>
+        </w:rPr>
+        <w:t xml:space="preserve">fc64e30</w:t>
+      </w:r>
+      <w:r>
+        <w:t xml:space="preserve">), with the section D fixes applied and committed for a non-force update of PR #32.</w:t>
       </w:r>
     </w:p>
     <w:tbl>
@@ -4092,7 +4580,7 @@
               <w:rPr>
                 <w:rStyle w:val="VerbatimChar"/>
               </w:rPr>
-              <w:t xml:space="preserve">ac385816…</w:t>
+              <w:t xml:space="preserve">c39f2bc8…</w:t>
             </w:r>
             <w:r>
               <w:t xml:space="preserve">);</w:t>
@@ -4286,7 +4774,46 @@
         <w:t xml:space="preserve"> </w:t>
       </w:r>
       <w:r>
-        <w:t xml:space="preserve">The packaging change itself is sound and now well-evidenced: byte-identical self-contained worker, integrity check green, faithful standalone build green with the unmodified platform config, complete licence attribution, an explicit esbuild pin and a CI gate. With the section D fixes applied it is reasonable to merge</w:t>
+        <w:t xml:space="preserve">The packaging change itself is sound and now well-evidenced: byte-identical self-contained worker (sha</w:t>
+      </w:r>
+      <w:r>
+        <w:t xml:space="preserve"> </w:t>
+      </w:r>
+      <w:r>
+        <w:rPr>
+          <w:rStyle w:val="VerbatimChar"/>
+        </w:rPr>
+        <w:t xml:space="preserve">c39f2bc8…</w:t>
+      </w:r>
+      <w:r>
+        <w:t xml:space="preserve">, reproducible from a fresh</w:t>
+      </w:r>
+      <w:r>
+        <w:t xml:space="preserve"> </w:t>
+      </w:r>
+      <w:r>
+        <w:rPr>
+          <w:rStyle w:val="VerbatimChar"/>
+        </w:rPr>
+        <w:t xml:space="preserve">--immutable</w:t>
+      </w:r>
+      <w:r>
+        <w:t xml:space="preserve"> </w:t>
+      </w:r>
+      <w:r>
+        <w:t xml:space="preserve">install via</w:t>
+      </w:r>
+      <w:r>
+        <w:t xml:space="preserve"> </w:t>
+      </w:r>
+      <w:r>
+        <w:rPr>
+          <w:rStyle w:val="VerbatimChar"/>
+        </w:rPr>
+        <w:t xml:space="preserve">ci/yarn.lock</w:t>
+      </w:r>
+      <w:r>
+        <w:t xml:space="preserve">), integrity check green, faithful standalone build green with the unmodified platform config, corrected licence attribution (51 of 53 inlined packages from bundled files, 2 reconstructed and labelled), an explicit esbuild pin and a CI integrity workflow (present but not yet a required check). With the section D fixes applied it is reasonable to merge</w:t>
       </w:r>
       <w:r>
         <w:t xml:space="preserve"> </w:t>
@@ -4314,7 +4841,34 @@
         <w:t xml:space="preserve">docs/pr-32-description.md</w:t>
       </w:r>
       <w:r>
-        <w:t xml:space="preserve">. It does not enable any confidential-use feature, so merging it does not itself create pilot risk. The section D fixes are prepared locally and NOT pushed, per instruction.</w:t>
+        <w:t xml:space="preserve">. It does not enable any confidential-use feature, so merging it does not itself create pilot risk. The section D fixes are committed on</w:t>
+      </w:r>
+      <w:r>
+        <w:t xml:space="preserve"> </w:t>
+      </w:r>
+      <w:r>
+        <w:rPr>
+          <w:rStyle w:val="VerbatimChar"/>
+        </w:rPr>
+        <w:t xml:space="preserve">pr32-corrections</w:t>
+      </w:r>
+      <w:r>
+        <w:t xml:space="preserve"> </w:t>
+      </w:r>
+      <w:r>
+        <w:t xml:space="preserve">and pushed as a non-force (fast-forward) update to PR #32’s head branch</w:t>
+      </w:r>
+      <w:r>
+        <w:t xml:space="preserve"> </w:t>
+      </w:r>
+      <w:r>
+        <w:rPr>
+          <w:rStyle w:val="VerbatimChar"/>
+        </w:rPr>
+        <w:t xml:space="preserve">packaging/self-contained-worker</w:t>
+      </w:r>
+      <w:r>
+        <w:t xml:space="preserve">; no merge, deploy, production migration or private-feature activation was performed.</w:t>
       </w:r>
     </w:p>
     <w:p>
